--- a/Meeting Reports/Group Meeting Report Two.docx
+++ b/Meeting Reports/Group Meeting Report Two.docx
@@ -147,7 +147,6 @@
         </w:rPr>
         <w:t xml:space="preserve"> below</w:t>
       </w:r>
-      <w:proofErr w:type="gramStart"/>
       <w:r>
         <w:rPr>
           <w:rFonts w:cstheme="minorHAnsi"/>
@@ -157,7 +156,6 @@
         </w:rPr>
         <w:t xml:space="preserve">.  </w:t>
       </w:r>
-      <w:proofErr w:type="gramEnd"/>
     </w:p>
     <w:p>
       <w:pPr>
@@ -237,7 +235,14 @@
           <w:rFonts w:asciiTheme="minorHAnsi" w:hAnsiTheme="minorHAnsi" w:cstheme="minorHAnsi"/>
           <w:color w:val="1F497D" w:themeColor="text2"/>
         </w:rPr>
-        <w:t>Practical Project - Iteration 1</w:t>
+        <w:t xml:space="preserve">Practical Project - Iteration </w:t>
+      </w:r>
+      <w:r>
+        <w:rPr>
+          <w:rFonts w:asciiTheme="minorHAnsi" w:hAnsiTheme="minorHAnsi" w:cstheme="minorHAnsi"/>
+          <w:color w:val="1F497D" w:themeColor="text2"/>
+        </w:rPr>
+        <w:t>2</w:t>
       </w:r>
     </w:p>
     <w:p>
@@ -724,21 +729,7 @@
               <w:rPr>
                 <w:rFonts w:cstheme="minorHAnsi"/>
               </w:rPr>
-              <w:t xml:space="preserve">Olivia Cherry, Mathias Charles Hansen, Nitin </w:t>
-            </w:r>
-            <w:proofErr w:type="gramStart"/>
-            <w:r>
-              <w:rPr>
-                <w:rFonts w:cstheme="minorHAnsi"/>
-              </w:rPr>
-              <w:t>Nitin</w:t>
-            </w:r>
-            <w:proofErr w:type="gramEnd"/>
-            <w:r>
-              <w:rPr>
-                <w:rFonts w:cstheme="minorHAnsi"/>
-              </w:rPr>
-              <w:t xml:space="preserve"> and MD IIful Hossain.</w:t>
+              <w:t>Olivia Cherry, Mathias Charles Hansen, Nitin Nitin and MD IIful Hossain.</w:t>
             </w:r>
           </w:p>
         </w:tc>
@@ -905,14 +896,12 @@
               </w:rPr>
               <w:t xml:space="preserve">Assign Iteration 2 tasks and </w:t>
             </w:r>
-            <w:proofErr w:type="gramStart"/>
             <w:r>
               <w:rPr>
                 <w:rFonts w:cstheme="minorHAnsi"/>
               </w:rPr>
               <w:t>responsibilities</w:t>
             </w:r>
-            <w:proofErr w:type="gramEnd"/>
           </w:p>
           <w:p>
             <w:pPr>
@@ -963,16 +952,8 @@
               <w:rPr>
                 <w:rFonts w:cstheme="minorHAnsi"/>
               </w:rPr>
-              <w:t xml:space="preserve"> based on Gantt </w:t>
-            </w:r>
-            <w:proofErr w:type="gramStart"/>
-            <w:r>
-              <w:rPr>
-                <w:rFonts w:cstheme="minorHAnsi"/>
-              </w:rPr>
-              <w:t>chart</w:t>
-            </w:r>
-            <w:proofErr w:type="gramEnd"/>
+              <w:t xml:space="preserve"> based on Gantt chart</w:t>
+            </w:r>
           </w:p>
           <w:p>
             <w:pPr>
@@ -1059,9 +1040,9 @@
                 <w:rFonts w:asciiTheme="minorHAnsi" w:hAnsiTheme="minorHAnsi" w:cstheme="minorHAnsi"/>
               </w:rPr>
             </w:pPr>
-            <w:bookmarkStart w:id="0" w:name="MinuteTopicSection"/>
-            <w:bookmarkStart w:id="1" w:name="MinuteItems"/>
-            <w:bookmarkEnd w:id="1"/>
+            <w:bookmarkStart w:id="0" w:name="MinuteItems"/>
+            <w:bookmarkStart w:id="1" w:name="MinuteTopicSection"/>
+            <w:bookmarkEnd w:id="0"/>
             <w:r>
               <w:rPr>
                 <w:rFonts w:asciiTheme="minorHAnsi" w:hAnsiTheme="minorHAnsi" w:cstheme="minorHAnsi"/>
@@ -1213,21 +1194,7 @@
         <w:rPr>
           <w:rFonts w:cstheme="minorHAnsi"/>
         </w:rPr>
-        <w:t xml:space="preserve"> for iteration </w:t>
-      </w:r>
-      <w:proofErr w:type="gramStart"/>
-      <w:r>
-        <w:rPr>
-          <w:rFonts w:cstheme="minorHAnsi"/>
-        </w:rPr>
-        <w:t>2</w:t>
-      </w:r>
-      <w:proofErr w:type="gramEnd"/>
-      <w:r>
-        <w:rPr>
-          <w:rFonts w:cstheme="minorHAnsi"/>
-        </w:rPr>
-        <w:t xml:space="preserve">, including meeting reports, Gantt chart creation, stakeholder register </w:t>
+        <w:t xml:space="preserve"> for iteration 2, including meeting reports, Gantt chart creation, stakeholder register </w:t>
       </w:r>
       <w:r>
         <w:rPr>
@@ -1239,21 +1206,7 @@
         <w:rPr>
           <w:rFonts w:cstheme="minorHAnsi"/>
         </w:rPr>
-        <w:t xml:space="preserve">, resource requirements and </w:t>
-      </w:r>
-      <w:proofErr w:type="gramStart"/>
-      <w:r>
-        <w:rPr>
-          <w:rFonts w:cstheme="minorHAnsi"/>
-        </w:rPr>
-        <w:t>testing</w:t>
-      </w:r>
-      <w:proofErr w:type="gramEnd"/>
-      <w:r>
-        <w:rPr>
-          <w:rFonts w:cstheme="minorHAnsi"/>
-        </w:rPr>
-        <w:t xml:space="preserve"> the </w:t>
+        <w:t xml:space="preserve">, resource requirements and testing the </w:t>
       </w:r>
       <w:r>
         <w:rPr>
@@ -1295,21 +1248,7 @@
         <w:rPr>
           <w:rFonts w:cstheme="minorHAnsi"/>
         </w:rPr>
-        <w:t xml:space="preserve"> based on the Gantt chart and MD IIful Hossain for the resource requirement list. The group also discussed that </w:t>
-      </w:r>
-      <w:proofErr w:type="gramStart"/>
-      <w:r>
-        <w:rPr>
-          <w:rFonts w:cstheme="minorHAnsi"/>
-        </w:rPr>
-        <w:t>some</w:t>
-      </w:r>
-      <w:proofErr w:type="gramEnd"/>
-      <w:r>
-        <w:rPr>
-          <w:rFonts w:cstheme="minorHAnsi"/>
-        </w:rPr>
-        <w:t xml:space="preserve"> tasks depended on others being </w:t>
+        <w:t xml:space="preserve"> based on the Gantt chart and MD IIful Hossain for the resource requirement list. The group also discussed that some tasks depended on others being </w:t>
       </w:r>
       <w:r>
         <w:rPr>
@@ -1832,7 +1771,7 @@
           <w:tcPr>
             <w:tcW w:w="1620" w:type="dxa"/>
           </w:tcPr>
-          <w:bookmarkEnd w:id="0"/>
+          <w:bookmarkEnd w:id="1"/>
           <w:p>
             <w:pPr>
               <w:pStyle w:val="Heading2"/>
@@ -1961,21 +1900,7 @@
         <w:rPr>
           <w:rFonts w:cstheme="minorHAnsi"/>
         </w:rPr>
-        <w:t xml:space="preserve">Mathias began working on the Gantt chart but mentioned difficulty due to limited time and needing more guidance from class materials. The group discussed </w:t>
-      </w:r>
-      <w:proofErr w:type="gramStart"/>
-      <w:r>
-        <w:rPr>
-          <w:rFonts w:cstheme="minorHAnsi"/>
-        </w:rPr>
-        <w:t>possible tasks</w:t>
-      </w:r>
-      <w:proofErr w:type="gramEnd"/>
-      <w:r>
-        <w:rPr>
-          <w:rFonts w:cstheme="minorHAnsi"/>
-        </w:rPr>
-        <w:t xml:space="preserve"> to include so the chart is not empty. Olivia offered to help complete and improve the </w:t>
+        <w:t xml:space="preserve">Mathias began working on the Gantt chart but mentioned difficulty due to limited time and needing more guidance from class materials. The group discussed possible tasks to include so the chart is not empty. Olivia offered to help complete and improve the </w:t>
       </w:r>
       <w:r>
         <w:rPr>
@@ -2993,19 +2918,7 @@
               <w:rPr>
                 <w:rFonts w:asciiTheme="minorHAnsi" w:hAnsiTheme="minorHAnsi" w:cstheme="minorHAnsi"/>
               </w:rPr>
-              <w:t xml:space="preserve">Agenda Item </w:t>
-            </w:r>
-            <w:r>
-              <w:rPr>
-                <w:rFonts w:asciiTheme="minorHAnsi" w:hAnsiTheme="minorHAnsi" w:cstheme="minorHAnsi"/>
-              </w:rPr>
-              <w:t>4</w:t>
-            </w:r>
-            <w:r>
-              <w:rPr>
-                <w:rFonts w:asciiTheme="minorHAnsi" w:hAnsiTheme="minorHAnsi" w:cstheme="minorHAnsi"/>
-              </w:rPr>
-              <w:t>:</w:t>
+              <w:t>Agenda Item 4:</w:t>
             </w:r>
           </w:p>
         </w:tc>
@@ -3134,21 +3047,7 @@
         <w:rPr>
           <w:rFonts w:cstheme="minorHAnsi"/>
         </w:rPr>
-        <w:t xml:space="preserve"> updated and </w:t>
-      </w:r>
-      <w:proofErr w:type="gramStart"/>
-      <w:r>
-        <w:rPr>
-          <w:rFonts w:cstheme="minorHAnsi"/>
-        </w:rPr>
-        <w:t>tested</w:t>
-      </w:r>
-      <w:proofErr w:type="gramEnd"/>
-      <w:r>
-        <w:rPr>
-          <w:rFonts w:cstheme="minorHAnsi"/>
-        </w:rPr>
-        <w:t xml:space="preserve"> to ensure all files are correct. Olivia offered to help update the README and support others with GitHub if needed.</w:t>
+        <w:t xml:space="preserve"> updated and tested to ensure all files are correct. Olivia offered to help update the README and support others with GitHub if needed.</w:t>
       </w:r>
     </w:p>
     <w:p>
@@ -3485,19 +3384,11 @@
                 <w:rFonts w:cstheme="minorHAnsi"/>
               </w:rPr>
             </w:pPr>
-            <w:proofErr w:type="gramStart"/>
-            <w:r>
-              <w:rPr>
-                <w:rFonts w:cstheme="minorHAnsi"/>
-              </w:rPr>
-              <w:t>Test</w:t>
-            </w:r>
-            <w:proofErr w:type="gramEnd"/>
-            <w:r>
-              <w:rPr>
-                <w:rFonts w:cstheme="minorHAnsi"/>
-              </w:rPr>
-              <w:t xml:space="preserve"> files and fix issues</w:t>
+            <w:r>
+              <w:rPr>
+                <w:rFonts w:cstheme="minorHAnsi"/>
+              </w:rPr>
+              <w:t>Test files and fix issues</w:t>
             </w:r>
           </w:p>
         </w:tc>
@@ -3629,21 +3520,7 @@
         <w:rPr>
           <w:rFonts w:cstheme="minorHAnsi"/>
         </w:rPr>
-        <w:t xml:space="preserve"> repository, Discord group </w:t>
-      </w:r>
-      <w:proofErr w:type="gramStart"/>
-      <w:r>
-        <w:rPr>
-          <w:rFonts w:cstheme="minorHAnsi"/>
-        </w:rPr>
-        <w:t>chat</w:t>
-      </w:r>
-      <w:proofErr w:type="gramEnd"/>
-      <w:r>
-        <w:rPr>
-          <w:rFonts w:cstheme="minorHAnsi"/>
-        </w:rPr>
-        <w:t xml:space="preserve"> and course materials.</w:t>
+        <w:t xml:space="preserve"> repository, Discord group chat and course materials.</w:t>
       </w:r>
       <w:r>
         <w:rPr>
@@ -4871,6 +4748,7 @@
   <w:style w:type="character" w:default="1" w:styleId="DefaultParagraphFont">
     <w:name w:val="Default Paragraph Font"/>
     <w:uiPriority w:val="1"/>
+    <w:semiHidden/>
     <w:unhideWhenUsed/>
   </w:style>
   <w:style w:type="table" w:default="1" w:styleId="TableNormal">
@@ -6218,9 +6096,12 @@
     <w:rsid w:val="00341793"/>
     <w:rsid w:val="003575C7"/>
     <w:rsid w:val="00441576"/>
+    <w:rsid w:val="00444E4C"/>
     <w:rsid w:val="00515850"/>
     <w:rsid w:val="00876526"/>
+    <w:rsid w:val="009F4E06"/>
     <w:rsid w:val="00C926F6"/>
+    <w:rsid w:val="00EC590A"/>
     <w:rsid w:val="00FD3709"/>
   </w:rsids>
   <m:mathPr>
@@ -6679,38 +6560,20 @@
   <w:style w:type="paragraph" w:customStyle="1" w:styleId="FD672872AC9641E29A63702A31684B36">
     <w:name w:val="FD672872AC9641E29A63702A31684B36"/>
   </w:style>
-  <w:style w:type="paragraph" w:customStyle="1" w:styleId="9FD1AE06EBB04F51898BD8EAD8777EDE">
-    <w:name w:val="9FD1AE06EBB04F51898BD8EAD8777EDE"/>
-  </w:style>
   <w:style w:type="paragraph" w:customStyle="1" w:styleId="A4D5D54162854427BD58917F1DB0A4DC">
     <w:name w:val="A4D5D54162854427BD58917F1DB0A4DC"/>
-  </w:style>
-  <w:style w:type="paragraph" w:customStyle="1" w:styleId="531D4EDA5A894EFCBF25FAA751767A70">
-    <w:name w:val="531D4EDA5A894EFCBF25FAA751767A70"/>
   </w:style>
   <w:style w:type="paragraph" w:customStyle="1" w:styleId="2AC739C84351476788A98698ECA3C527">
     <w:name w:val="2AC739C84351476788A98698ECA3C527"/>
   </w:style>
-  <w:style w:type="paragraph" w:customStyle="1" w:styleId="5CD3DD750F1A4716B343B35D60F64826">
-    <w:name w:val="5CD3DD750F1A4716B343B35D60F64826"/>
-  </w:style>
   <w:style w:type="paragraph" w:customStyle="1" w:styleId="4DFD1CE8E0D341EEBC755028F480CBD2">
     <w:name w:val="4DFD1CE8E0D341EEBC755028F480CBD2"/>
-  </w:style>
-  <w:style w:type="paragraph" w:customStyle="1" w:styleId="93DAE63784FD4FECB77146561E7BAED2">
-    <w:name w:val="93DAE63784FD4FECB77146561E7BAED2"/>
   </w:style>
   <w:style w:type="paragraph" w:customStyle="1" w:styleId="6DEE384615294A479D4F2F927CDBAD2C">
     <w:name w:val="6DEE384615294A479D4F2F927CDBAD2C"/>
   </w:style>
-  <w:style w:type="paragraph" w:customStyle="1" w:styleId="1411D62C0C334F1D8E30FCCB76E9F956">
-    <w:name w:val="1411D62C0C334F1D8E30FCCB76E9F956"/>
-  </w:style>
   <w:style w:type="paragraph" w:customStyle="1" w:styleId="F1DBFE99356942478715A65A223FCF69">
     <w:name w:val="F1DBFE99356942478715A65A223FCF69"/>
-  </w:style>
-  <w:style w:type="paragraph" w:customStyle="1" w:styleId="4E8AA598182647F7844D1F3C583D30E8">
-    <w:name w:val="4E8AA598182647F7844D1F3C583D30E8"/>
   </w:style>
   <w:style w:type="paragraph" w:customStyle="1" w:styleId="F5E7B42B53F440A5A30A27A6DEE4865E">
     <w:name w:val="F5E7B42B53F440A5A30A27A6DEE4865E"/>
@@ -6721,53 +6584,14 @@
   <w:style w:type="paragraph" w:customStyle="1" w:styleId="12B81E20BF7C4614B4CE28B4F5892526">
     <w:name w:val="12B81E20BF7C4614B4CE28B4F5892526"/>
   </w:style>
-  <w:style w:type="paragraph" w:customStyle="1" w:styleId="7993182590584F36B47553EF4FB8B150">
-    <w:name w:val="7993182590584F36B47553EF4FB8B150"/>
-  </w:style>
-  <w:style w:type="paragraph" w:customStyle="1" w:styleId="AED49F8CF3E945BC935C7A64B9C3F472">
-    <w:name w:val="AED49F8CF3E945BC935C7A64B9C3F472"/>
-  </w:style>
-  <w:style w:type="paragraph" w:customStyle="1" w:styleId="4248DFA4C9C34A9AA2EA187865066F99">
-    <w:name w:val="4248DFA4C9C34A9AA2EA187865066F99"/>
-  </w:style>
-  <w:style w:type="paragraph" w:customStyle="1" w:styleId="D1A8EF78FBD7464C80772789DF9122A2">
-    <w:name w:val="D1A8EF78FBD7464C80772789DF9122A2"/>
-  </w:style>
-  <w:style w:type="paragraph" w:customStyle="1" w:styleId="F037A2D573AA4FE6A2BE2205F505BFEA">
-    <w:name w:val="F037A2D573AA4FE6A2BE2205F505BFEA"/>
-  </w:style>
-  <w:style w:type="paragraph" w:customStyle="1" w:styleId="03F030CB40FA424CBBA742F9B0CE11EC">
-    <w:name w:val="03F030CB40FA424CBBA742F9B0CE11EC"/>
-  </w:style>
-  <w:style w:type="paragraph" w:customStyle="1" w:styleId="B97A24B5040548F9BF1B99E31C5E8674">
-    <w:name w:val="B97A24B5040548F9BF1B99E31C5E8674"/>
-  </w:style>
-  <w:style w:type="paragraph" w:customStyle="1" w:styleId="8D7CFFE150034721BA0CEF51CF8451A5">
-    <w:name w:val="8D7CFFE150034721BA0CEF51CF8451A5"/>
-  </w:style>
-  <w:style w:type="paragraph" w:customStyle="1" w:styleId="7D16E939102F44659A88884796731DB4">
-    <w:name w:val="7D16E939102F44659A88884796731DB4"/>
-  </w:style>
-  <w:style w:type="paragraph" w:customStyle="1" w:styleId="7C5513B57B4847C581F647D18F293CA0">
-    <w:name w:val="7C5513B57B4847C581F647D18F293CA0"/>
-  </w:style>
   <w:style w:type="paragraph" w:customStyle="1" w:styleId="D001631C20F145DE9BA1F53C18718B80">
     <w:name w:val="D001631C20F145DE9BA1F53C18718B80"/>
-  </w:style>
-  <w:style w:type="paragraph" w:customStyle="1" w:styleId="1191D00890F547AF9B960B581C8BFC79">
-    <w:name w:val="1191D00890F547AF9B960B581C8BFC79"/>
   </w:style>
   <w:style w:type="paragraph" w:customStyle="1" w:styleId="84A5E04285964561B2A8922DF388EC64">
     <w:name w:val="84A5E04285964561B2A8922DF388EC64"/>
   </w:style>
-  <w:style w:type="paragraph" w:customStyle="1" w:styleId="4285F303F52E4A13ACD9DA3E9373A3E3">
-    <w:name w:val="4285F303F52E4A13ACD9DA3E9373A3E3"/>
-  </w:style>
   <w:style w:type="paragraph" w:customStyle="1" w:styleId="AD007E6BE1814B84B0B9FCC03933BAFB">
     <w:name w:val="AD007E6BE1814B84B0B9FCC03933BAFB"/>
-  </w:style>
-  <w:style w:type="paragraph" w:customStyle="1" w:styleId="AC549A975344436BB5835ECDD0CCDDE7">
-    <w:name w:val="AC549A975344436BB5835ECDD0CCDDE7"/>
   </w:style>
   <w:style w:type="paragraph" w:customStyle="1" w:styleId="0468A6EB36054D2C9711B98152E71322">
     <w:name w:val="0468A6EB36054D2C9711B98152E71322"/>
@@ -6778,53 +6602,14 @@
   <w:style w:type="paragraph" w:customStyle="1" w:styleId="08E5F9ACE6FC46A99970B9ACD40A8779">
     <w:name w:val="08E5F9ACE6FC46A99970B9ACD40A8779"/>
   </w:style>
-  <w:style w:type="paragraph" w:customStyle="1" w:styleId="21CDAC4F25354FA6947B67C46E4FA14D">
-    <w:name w:val="21CDAC4F25354FA6947B67C46E4FA14D"/>
-  </w:style>
-  <w:style w:type="paragraph" w:customStyle="1" w:styleId="4437440F0B0F4E6A8E6D594A9989F345">
-    <w:name w:val="4437440F0B0F4E6A8E6D594A9989F345"/>
-  </w:style>
-  <w:style w:type="paragraph" w:customStyle="1" w:styleId="99D083E3AC5743EFBCCEC863AEFA00E1">
-    <w:name w:val="99D083E3AC5743EFBCCEC863AEFA00E1"/>
-  </w:style>
-  <w:style w:type="paragraph" w:customStyle="1" w:styleId="7FA608E43E9143A7BD7D9F76906FD850">
-    <w:name w:val="7FA608E43E9143A7BD7D9F76906FD850"/>
-  </w:style>
-  <w:style w:type="paragraph" w:customStyle="1" w:styleId="43545A57ED664B3BA892BDAA35D7C9CA">
-    <w:name w:val="43545A57ED664B3BA892BDAA35D7C9CA"/>
-  </w:style>
-  <w:style w:type="paragraph" w:customStyle="1" w:styleId="EA9B565DA36B47E780336153E8607086">
-    <w:name w:val="EA9B565DA36B47E780336153E8607086"/>
-  </w:style>
-  <w:style w:type="paragraph" w:customStyle="1" w:styleId="1E0745ED4F6B41C2B78E418067DBCB73">
-    <w:name w:val="1E0745ED4F6B41C2B78E418067DBCB73"/>
-  </w:style>
-  <w:style w:type="paragraph" w:customStyle="1" w:styleId="00D6A885C6A44E11AB521E893DD9BD4C">
-    <w:name w:val="00D6A885C6A44E11AB521E893DD9BD4C"/>
-  </w:style>
-  <w:style w:type="paragraph" w:customStyle="1" w:styleId="AFF40DFDF4DB4AAFA323F91FFFFAE19B">
-    <w:name w:val="AFF40DFDF4DB4AAFA323F91FFFFAE19B"/>
-  </w:style>
-  <w:style w:type="paragraph" w:customStyle="1" w:styleId="DE3E9C545E724810BC5CBC4A87DE83DB">
-    <w:name w:val="DE3E9C545E724810BC5CBC4A87DE83DB"/>
-  </w:style>
   <w:style w:type="paragraph" w:customStyle="1" w:styleId="B6D234FE28B445DAA3C6EFECE087D8B9">
     <w:name w:val="B6D234FE28B445DAA3C6EFECE087D8B9"/>
-  </w:style>
-  <w:style w:type="paragraph" w:customStyle="1" w:styleId="7CDDE32F6CF241C9B316BA044F61466D">
-    <w:name w:val="7CDDE32F6CF241C9B316BA044F61466D"/>
   </w:style>
   <w:style w:type="paragraph" w:customStyle="1" w:styleId="88E2139510F74C30AACECAF3F25D4FF8">
     <w:name w:val="88E2139510F74C30AACECAF3F25D4FF8"/>
   </w:style>
-  <w:style w:type="paragraph" w:customStyle="1" w:styleId="E9DB98758E54449DA35BD8279E9250E8">
-    <w:name w:val="E9DB98758E54449DA35BD8279E9250E8"/>
-  </w:style>
   <w:style w:type="paragraph" w:customStyle="1" w:styleId="141A0C9745484EBEA960F75D7B55760F">
     <w:name w:val="141A0C9745484EBEA960F75D7B55760F"/>
-  </w:style>
-  <w:style w:type="paragraph" w:customStyle="1" w:styleId="EF05E96CB5B84A43BA33D79472251667">
-    <w:name w:val="EF05E96CB5B84A43BA33D79472251667"/>
   </w:style>
   <w:style w:type="paragraph" w:customStyle="1" w:styleId="A82DC51831904288A11B8FC94B4602E5">
     <w:name w:val="A82DC51831904288A11B8FC94B4602E5"/>
@@ -6835,41 +6620,11 @@
   <w:style w:type="paragraph" w:customStyle="1" w:styleId="2C63680D237D42529DC89F4948355EE4">
     <w:name w:val="2C63680D237D42529DC89F4948355EE4"/>
   </w:style>
-  <w:style w:type="paragraph" w:customStyle="1" w:styleId="12C9C677E7E24448AE35B9F543B97C76">
-    <w:name w:val="12C9C677E7E24448AE35B9F543B97C76"/>
-  </w:style>
-  <w:style w:type="paragraph" w:customStyle="1" w:styleId="FB0D418A9BEC4D66A7F0B8D0218A5063">
-    <w:name w:val="FB0D418A9BEC4D66A7F0B8D0218A5063"/>
-  </w:style>
-  <w:style w:type="paragraph" w:customStyle="1" w:styleId="DD57A60C8B14401A9D9F91F475037F70">
-    <w:name w:val="DD57A60C8B14401A9D9F91F475037F70"/>
-  </w:style>
-  <w:style w:type="paragraph" w:customStyle="1" w:styleId="73C6D07DDEFE4CCBADFE5485D6F9FCBD">
-    <w:name w:val="73C6D07DDEFE4CCBADFE5485D6F9FCBD"/>
-  </w:style>
-  <w:style w:type="paragraph" w:customStyle="1" w:styleId="840FD30229BD4AA09AA562EDC5199D1A">
-    <w:name w:val="840FD30229BD4AA09AA562EDC5199D1A"/>
-  </w:style>
-  <w:style w:type="paragraph" w:customStyle="1" w:styleId="027C45BBC995493FBA6509A012031471">
-    <w:name w:val="027C45BBC995493FBA6509A012031471"/>
-  </w:style>
-  <w:style w:type="paragraph" w:customStyle="1" w:styleId="ABAE1ED33D57420D967390EE80E414E8">
-    <w:name w:val="ABAE1ED33D57420D967390EE80E414E8"/>
-  </w:style>
-  <w:style w:type="paragraph" w:customStyle="1" w:styleId="22642E2A03CD41CEBEC88B3979F7DE30">
-    <w:name w:val="22642E2A03CD41CEBEC88B3979F7DE30"/>
-  </w:style>
-  <w:style w:type="paragraph" w:customStyle="1" w:styleId="72402A0CE0B74396A00630C6220A2A99">
-    <w:name w:val="72402A0CE0B74396A00630C6220A2A99"/>
-  </w:style>
   <w:style w:type="paragraph" w:customStyle="1" w:styleId="1DABD1B759084018B4D181E81474B300">
     <w:name w:val="1DABD1B759084018B4D181E81474B300"/>
   </w:style>
   <w:style w:type="paragraph" w:customStyle="1" w:styleId="4DF79F2F774047ACA1C2A529D9247CCE">
     <w:name w:val="4DF79F2F774047ACA1C2A529D9247CCE"/>
-  </w:style>
-  <w:style w:type="paragraph" w:customStyle="1" w:styleId="F37C3BDA72B44BD7A382E5B448BB3E78">
-    <w:name w:val="F37C3BDA72B44BD7A382E5B448BB3E78"/>
   </w:style>
   <w:style w:type="paragraph" w:customStyle="1" w:styleId="76AE085A5BED469383B8E9B371838E24">
     <w:name w:val="76AE085A5BED469383B8E9B371838E24"/>
@@ -6878,108 +6633,6 @@
   <w:style w:type="paragraph" w:customStyle="1" w:styleId="1F0AEA0A78794A39ACA0FD5992960660">
     <w:name w:val="1F0AEA0A78794A39ACA0FD5992960660"/>
     <w:rsid w:val="002779AB"/>
-  </w:style>
-  <w:style w:type="paragraph" w:customStyle="1" w:styleId="E9F3DDC509AD4BFFA4CCDE1FCF3F4DCF">
-    <w:name w:val="E9F3DDC509AD4BFFA4CCDE1FCF3F4DCF"/>
-    <w:rsid w:val="002779AB"/>
-  </w:style>
-  <w:style w:type="paragraph" w:customStyle="1" w:styleId="21A4AD3AD96643159B0EAD61923833BD">
-    <w:name w:val="21A4AD3AD96643159B0EAD61923833BD"/>
-    <w:rsid w:val="00441576"/>
-    <w:pPr>
-      <w:spacing w:line="278" w:lineRule="auto"/>
-    </w:pPr>
-    <w:rPr>
-      <w:kern w:val="2"/>
-      <w:sz w:val="24"/>
-      <w:szCs w:val="24"/>
-      <w:lang w:val="en-NZ" w:eastAsia="en-NZ"/>
-      <w14:ligatures w14:val="standardContextual"/>
-    </w:rPr>
-  </w:style>
-  <w:style w:type="paragraph" w:customStyle="1" w:styleId="1CAD898446A544569ABFBA2A75280DD6">
-    <w:name w:val="1CAD898446A544569ABFBA2A75280DD6"/>
-    <w:rsid w:val="00441576"/>
-    <w:pPr>
-      <w:spacing w:line="278" w:lineRule="auto"/>
-    </w:pPr>
-    <w:rPr>
-      <w:kern w:val="2"/>
-      <w:sz w:val="24"/>
-      <w:szCs w:val="24"/>
-      <w:lang w:val="en-NZ" w:eastAsia="en-NZ"/>
-      <w14:ligatures w14:val="standardContextual"/>
-    </w:rPr>
-  </w:style>
-  <w:style w:type="paragraph" w:customStyle="1" w:styleId="9892EC1441FF434BAD3C933742CAADC3">
-    <w:name w:val="9892EC1441FF434BAD3C933742CAADC3"/>
-    <w:rsid w:val="00441576"/>
-    <w:pPr>
-      <w:spacing w:line="278" w:lineRule="auto"/>
-    </w:pPr>
-    <w:rPr>
-      <w:kern w:val="2"/>
-      <w:sz w:val="24"/>
-      <w:szCs w:val="24"/>
-      <w:lang w:val="en-NZ" w:eastAsia="en-NZ"/>
-      <w14:ligatures w14:val="standardContextual"/>
-    </w:rPr>
-  </w:style>
-  <w:style w:type="paragraph" w:customStyle="1" w:styleId="F23C6922CB2641A4BC69B19A5B8C6878">
-    <w:name w:val="F23C6922CB2641A4BC69B19A5B8C6878"/>
-    <w:rsid w:val="00441576"/>
-    <w:pPr>
-      <w:spacing w:line="278" w:lineRule="auto"/>
-    </w:pPr>
-    <w:rPr>
-      <w:kern w:val="2"/>
-      <w:sz w:val="24"/>
-      <w:szCs w:val="24"/>
-      <w:lang w:val="en-NZ" w:eastAsia="en-NZ"/>
-      <w14:ligatures w14:val="standardContextual"/>
-    </w:rPr>
-  </w:style>
-  <w:style w:type="paragraph" w:customStyle="1" w:styleId="D614013A5F4C4342939A664CE5EE6A75">
-    <w:name w:val="D614013A5F4C4342939A664CE5EE6A75"/>
-    <w:rsid w:val="00441576"/>
-    <w:pPr>
-      <w:spacing w:line="278" w:lineRule="auto"/>
-    </w:pPr>
-    <w:rPr>
-      <w:kern w:val="2"/>
-      <w:sz w:val="24"/>
-      <w:szCs w:val="24"/>
-      <w:lang w:val="en-NZ" w:eastAsia="en-NZ"/>
-      <w14:ligatures w14:val="standardContextual"/>
-    </w:rPr>
-  </w:style>
-  <w:style w:type="paragraph" w:customStyle="1" w:styleId="72290F0D7A354530AC8FE746BFF08FB0">
-    <w:name w:val="72290F0D7A354530AC8FE746BFF08FB0"/>
-    <w:rsid w:val="00441576"/>
-    <w:pPr>
-      <w:spacing w:line="278" w:lineRule="auto"/>
-    </w:pPr>
-    <w:rPr>
-      <w:kern w:val="2"/>
-      <w:sz w:val="24"/>
-      <w:szCs w:val="24"/>
-      <w:lang w:val="en-NZ" w:eastAsia="en-NZ"/>
-      <w14:ligatures w14:val="standardContextual"/>
-    </w:rPr>
-  </w:style>
-  <w:style w:type="paragraph" w:customStyle="1" w:styleId="638F766CCB5C4DE89C14D493D10CB0F9">
-    <w:name w:val="638F766CCB5C4DE89C14D493D10CB0F9"/>
-    <w:rsid w:val="00441576"/>
-    <w:pPr>
-      <w:spacing w:line="278" w:lineRule="auto"/>
-    </w:pPr>
-    <w:rPr>
-      <w:kern w:val="2"/>
-      <w:sz w:val="24"/>
-      <w:szCs w:val="24"/>
-      <w:lang w:val="en-NZ" w:eastAsia="en-NZ"/>
-      <w14:ligatures w14:val="standardContextual"/>
-    </w:rPr>
   </w:style>
   <w:style w:type="paragraph" w:customStyle="1" w:styleId="D50B478628154D36AAB1DA96BB2CCF90">
     <w:name w:val="D50B478628154D36AAB1DA96BB2CCF90"/>
@@ -7053,20 +6706,6 @@
   </w:style>
   <w:style w:type="paragraph" w:customStyle="1" w:styleId="8F01427B0A4D46F6BC2399FAEAD62A6A">
     <w:name w:val="8F01427B0A4D46F6BC2399FAEAD62A6A"/>
-    <w:rsid w:val="00441576"/>
-    <w:pPr>
-      <w:spacing w:line="278" w:lineRule="auto"/>
-    </w:pPr>
-    <w:rPr>
-      <w:kern w:val="2"/>
-      <w:sz w:val="24"/>
-      <w:szCs w:val="24"/>
-      <w:lang w:val="en-NZ" w:eastAsia="en-NZ"/>
-      <w14:ligatures w14:val="standardContextual"/>
-    </w:rPr>
-  </w:style>
-  <w:style w:type="paragraph" w:customStyle="1" w:styleId="BF04CAF73E094C808446031E8AE1EF6D">
-    <w:name w:val="BF04CAF73E094C808446031E8AE1EF6D"/>
     <w:rsid w:val="00441576"/>
     <w:pPr>
       <w:spacing w:line="278" w:lineRule="auto"/>
@@ -7373,18 +7012,18 @@
 </file>
 
 <file path=customXml/item1.xml><?xml version="1.0" encoding="utf-8"?>
-<p:properties xmlns:p="http://schemas.microsoft.com/office/2006/metadata/properties" xmlns:xsi="http://www.w3.org/2001/XMLSchema-instance" xmlns:pc="http://schemas.microsoft.com/office/infopath/2007/PartnerControls">
-  <documentManagement/>
-</p:properties>
-</file>
-
-<file path=customXml/item2.xml><?xml version="1.0" encoding="utf-8"?>
 <?mso-contentType ?>
 <FormTemplates xmlns="http://schemas.microsoft.com/sharepoint/v3/contenttype/forms">
   <Display>DocumentLibraryForm</Display>
   <Edit>DocumentLibraryForm</Edit>
   <New>DocumentLibraryForm</New>
 </FormTemplates>
+</file>
+
+<file path=customXml/item2.xml><?xml version="1.0" encoding="utf-8"?>
+<p:properties xmlns:p="http://schemas.microsoft.com/office/2006/metadata/properties" xmlns:xsi="http://www.w3.org/2001/XMLSchema-instance" xmlns:pc="http://schemas.microsoft.com/office/infopath/2007/PartnerControls">
+  <documentManagement/>
+</p:properties>
 </file>
 
 <file path=customXml/item3.xml><?xml version="1.0" encoding="utf-8"?>
@@ -7559,18 +7198,18 @@
 </file>
 
 <file path=customXml/itemProps1.xml><?xml version="1.0" encoding="utf-8"?>
-<ds:datastoreItem xmlns:ds="http://schemas.openxmlformats.org/officeDocument/2006/customXml" ds:itemID="{5A86B5EA-CD6A-44AC-ADB2-4CA45AFB352E}">
+<ds:datastoreItem xmlns:ds="http://schemas.openxmlformats.org/officeDocument/2006/customXml" ds:itemID="{5542552F-FBC5-443F-B977-388D14297FB7}">
   <ds:schemaRefs>
-    <ds:schemaRef ds:uri="http://schemas.microsoft.com/office/2006/metadata/properties"/>
-    <ds:schemaRef ds:uri="http://schemas.microsoft.com/office/infopath/2007/PartnerControls"/>
+    <ds:schemaRef ds:uri="http://schemas.microsoft.com/sharepoint/v3/contenttype/forms"/>
   </ds:schemaRefs>
 </ds:datastoreItem>
 </file>
 
 <file path=customXml/itemProps2.xml><?xml version="1.0" encoding="utf-8"?>
-<ds:datastoreItem xmlns:ds="http://schemas.openxmlformats.org/officeDocument/2006/customXml" ds:itemID="{5542552F-FBC5-443F-B977-388D14297FB7}">
+<ds:datastoreItem xmlns:ds="http://schemas.openxmlformats.org/officeDocument/2006/customXml" ds:itemID="{5A86B5EA-CD6A-44AC-ADB2-4CA45AFB352E}">
   <ds:schemaRefs>
-    <ds:schemaRef ds:uri="http://schemas.microsoft.com/sharepoint/v3/contenttype/forms"/>
+    <ds:schemaRef ds:uri="http://schemas.microsoft.com/office/2006/metadata/properties"/>
+    <ds:schemaRef ds:uri="http://schemas.microsoft.com/office/infopath/2007/PartnerControls"/>
   </ds:schemaRefs>
 </ds:datastoreItem>
 </file>
